--- a/templates/kesma_indiv/رسم_كروكي.docx
+++ b/templates/kesma_indiv/رسم_كروكي.docx
@@ -72,11 +72,11 @@
           <w:rtl/>
           <w:lang w:bidi="ar-EG"/>
         </w:rPr>
-        <w:t>القطعة {{</w:t>
-      </w:r>
-      <w:r>
-        <w:rPr>
-          <w:rFonts w:asciiTheme="minorBidi" w:hAnsiTheme="minorBidi"/>
+        <w:t>{{</w:t>
+      </w:r>
+      <w:r>
+        <w:rPr>
+          <w:rFonts w:asciiTheme="minorBidi" w:hAnsiTheme="minorBidi" w:cs="Arial"/>
           <w:b/>
           <w:bCs/>
           <w:sz w:val="26"/>
@@ -95,8 +95,10 @@
           <w:rtl/>
           <w:lang w:bidi="ar-EG"/>
         </w:rPr>
-        <w:t>.ترتيب}}</w:t>
-      </w:r>
+        <w:t>.اسم_القطعة}}</w:t>
+      </w:r>
+      <w:bookmarkStart w:id="0" w:name="_GoBack"/>
+      <w:bookmarkEnd w:id="0"/>
     </w:p>
     <w:p>
       <w:pPr>
@@ -251,8 +253,6 @@
           <w:lang w:bidi="ar-EG"/>
         </w:rPr>
       </w:pPr>
-      <w:bookmarkStart w:id="0" w:name="_GoBack"/>
-      <w:bookmarkEnd w:id="0"/>
       <w:r>
         <w:rPr>
           <w:rFonts w:cs="Al-Mothnna" w:hint="cs"/>
@@ -1336,7 +1336,6 @@
         </w:rPr>
         <w:t>الحد الغربي: {{</w:t>
       </w:r>
-      <w:proofErr w:type="spellStart"/>
       <w:r>
         <w:rPr>
           <w:rFonts w:asciiTheme="minorBidi" w:hAnsiTheme="minorBidi"/>
@@ -1348,7 +1347,6 @@
         </w:rPr>
         <w:t>l.w</w:t>
       </w:r>
-      <w:proofErr w:type="spellEnd"/>
       <w:r>
         <w:rPr>
           <w:rFonts w:asciiTheme="minorBidi" w:hAnsiTheme="minorBidi" w:cs="Arial"/>
@@ -1369,32 +1367,6 @@
           <w:rFonts w:asciiTheme="minorBidi" w:hAnsiTheme="minorBidi"/>
           <w:b/>
           <w:bCs/>
-          <w:sz w:val="30"/>
-          <w:szCs w:val="30"/>
-          <w:rtl/>
-          <w:lang w:bidi="ar-EG"/>
-        </w:rPr>
-      </w:pPr>
-      <w:r>
-        <w:rPr>
-          <w:rFonts w:asciiTheme="minorBidi" w:hAnsiTheme="minorBidi" w:cs="Arial"/>
-          <w:b/>
-          <w:bCs/>
-          <w:sz w:val="30"/>
-          <w:szCs w:val="30"/>
-          <w:rtl/>
-          <w:lang w:bidi="ar-EG"/>
-        </w:rPr>
-        <w:t>=======================================</w:t>
-      </w:r>
-    </w:p>
-    <w:p>
-      <w:pPr>
-        <w:spacing w:after="0" w:line="360" w:lineRule="auto"/>
-        <w:rPr>
-          <w:rFonts w:asciiTheme="minorBidi" w:hAnsiTheme="minorBidi"/>
-          <w:b/>
-          <w:bCs/>
           <w:sz w:val="32"/>
           <w:szCs w:val="32"/>
           <w:rtl/>
@@ -1422,21 +1394,8 @@
           <w:szCs w:val="30"/>
           <w:lang w:bidi="ar-EG"/>
         </w:rPr>
-        <w:t xml:space="preserve">p </w:t>
-      </w:r>
-      <w:proofErr w:type="spellStart"/>
-      <w:r>
-        <w:rPr>
-          <w:rFonts w:asciiTheme="minorBidi" w:hAnsiTheme="minorBidi"/>
-          <w:b/>
-          <w:bCs/>
-          <w:sz w:val="30"/>
-          <w:szCs w:val="30"/>
-          <w:lang w:bidi="ar-EG"/>
-        </w:rPr>
-        <w:t>endfor</w:t>
-      </w:r>
-      <w:proofErr w:type="spellEnd"/>
+        <w:t>p endfor</w:t>
+      </w:r>
       <w:r>
         <w:rPr>
           <w:rFonts w:asciiTheme="minorBidi" w:hAnsiTheme="minorBidi" w:cs="Arial"/>
